--- a/Journal/Cahier_charges_Bruno Will.docx
+++ b/Journal/Cahier_charges_Bruno Will.docx
@@ -169,16 +169,11 @@
       <w:r>
         <w:br/>
       </w:r>
-      <w:proofErr w:type="gramStart"/>
       <w:r>
         <w:t>Will</w:t>
       </w:r>
       <w:r>
-        <w:t>iam  Champagne</w:t>
-      </w:r>
-      <w:proofErr w:type="gramEnd"/>
-      <w:r>
-        <w:t xml:space="preserve"> </w:t>
+        <w:t xml:space="preserve">iam  Champagne </w:t>
       </w:r>
       <w:r>
         <w:br/>
@@ -312,13 +307,11 @@
       <w:r>
         <w:t xml:space="preserve">L-P </w:t>
       </w:r>
-      <w:proofErr w:type="spellStart"/>
       <w:r>
-        <w:t>authier</w:t>
+        <w:t>G</w:t>
       </w:r>
-      <w:proofErr w:type="spellEnd"/>
       <w:r>
-        <w:t xml:space="preserve"> </w:t>
+        <w:t xml:space="preserve">authier </w:t>
       </w:r>
     </w:p>
     <w:sdt>
@@ -445,7 +438,7 @@
     </w:p>
     <w:p>
       <w:pPr>
-        <w:pStyle w:val="TM1"/>
+        <w:pStyle w:val="TOC1"/>
         <w:rPr>
           <w:rFonts w:eastAsiaTheme="minorEastAsia"/>
           <w:noProof/>
@@ -466,7 +459,7 @@
       <w:hyperlink w:anchor="_Toc219218069" w:history="1">
         <w:r>
           <w:rPr>
-            <w:rStyle w:val="Hyperlien"/>
+            <w:rStyle w:val="Hyperlink"/>
             <w:noProof/>
           </w:rPr>
           <w:t>1.</w:t>
@@ -483,7 +476,7 @@
         </w:r>
         <w:r>
           <w:rPr>
-            <w:rStyle w:val="Hyperlien"/>
+            <w:rStyle w:val="Hyperlink"/>
             <w:noProof/>
           </w:rPr>
           <w:t>Mise en situation</w:t>
@@ -540,7 +533,7 @@
     </w:p>
     <w:p>
       <w:pPr>
-        <w:pStyle w:val="TM2"/>
+        <w:pStyle w:val="TOC2"/>
         <w:tabs>
           <w:tab w:val="left" w:pos="720"/>
           <w:tab w:val="right" w:leader="dot" w:pos="8636"/>
@@ -556,7 +549,7 @@
       <w:hyperlink w:anchor="_Toc219218070" w:history="1">
         <w:r>
           <w:rPr>
-            <w:rStyle w:val="Hyperlien"/>
+            <w:rStyle w:val="Hyperlink"/>
             <w:noProof/>
           </w:rPr>
           <w:t>A.</w:t>
@@ -573,7 +566,7 @@
         </w:r>
         <w:r>
           <w:rPr>
-            <w:rStyle w:val="Hyperlien"/>
+            <w:rStyle w:val="Hyperlink"/>
             <w:noProof/>
           </w:rPr>
           <w:t>Acteurs du projet</w:t>
@@ -630,7 +623,7 @@
     </w:p>
     <w:p>
       <w:pPr>
-        <w:pStyle w:val="TM2"/>
+        <w:pStyle w:val="TOC2"/>
         <w:tabs>
           <w:tab w:val="left" w:pos="720"/>
           <w:tab w:val="right" w:leader="dot" w:pos="8636"/>
@@ -646,7 +639,7 @@
       <w:hyperlink w:anchor="_Toc219218071" w:history="1">
         <w:r>
           <w:rPr>
-            <w:rStyle w:val="Hyperlien"/>
+            <w:rStyle w:val="Hyperlink"/>
             <w:noProof/>
           </w:rPr>
           <w:t>B.</w:t>
@@ -663,7 +656,7 @@
         </w:r>
         <w:r>
           <w:rPr>
-            <w:rStyle w:val="Hyperlien"/>
+            <w:rStyle w:val="Hyperlink"/>
             <w:noProof/>
           </w:rPr>
           <w:t>Résumer du mandat</w:t>
@@ -720,7 +713,7 @@
     </w:p>
     <w:p>
       <w:pPr>
-        <w:pStyle w:val="TM2"/>
+        <w:pStyle w:val="TOC2"/>
         <w:tabs>
           <w:tab w:val="left" w:pos="720"/>
           <w:tab w:val="right" w:leader="dot" w:pos="8636"/>
@@ -736,7 +729,7 @@
       <w:hyperlink w:anchor="_Toc219218072" w:history="1">
         <w:r>
           <w:rPr>
-            <w:rStyle w:val="Hyperlien"/>
+            <w:rStyle w:val="Hyperlink"/>
             <w:noProof/>
           </w:rPr>
           <w:t>C.</w:t>
@@ -753,7 +746,7 @@
         </w:r>
         <w:r>
           <w:rPr>
-            <w:rStyle w:val="Hyperlien"/>
+            <w:rStyle w:val="Hyperlink"/>
             <w:noProof/>
           </w:rPr>
           <w:t>Schéma de concept</w:t>
@@ -810,7 +803,7 @@
     </w:p>
     <w:p>
       <w:pPr>
-        <w:pStyle w:val="TM1"/>
+        <w:pStyle w:val="TOC1"/>
         <w:rPr>
           <w:rFonts w:eastAsiaTheme="minorEastAsia"/>
           <w:noProof/>
@@ -822,7 +815,7 @@
       <w:hyperlink w:anchor="_Toc219218073" w:history="1">
         <w:r>
           <w:rPr>
-            <w:rStyle w:val="Hyperlien"/>
+            <w:rStyle w:val="Hyperlink"/>
             <w:noProof/>
           </w:rPr>
           <w:t>2.</w:t>
@@ -839,7 +832,7 @@
         </w:r>
         <w:r>
           <w:rPr>
-            <w:rStyle w:val="Hyperlien"/>
+            <w:rStyle w:val="Hyperlink"/>
             <w:noProof/>
           </w:rPr>
           <w:t>Requis technique</w:t>
@@ -896,7 +889,7 @@
     </w:p>
     <w:p>
       <w:pPr>
-        <w:pStyle w:val="TM2"/>
+        <w:pStyle w:val="TOC2"/>
         <w:tabs>
           <w:tab w:val="left" w:pos="720"/>
           <w:tab w:val="right" w:leader="dot" w:pos="8636"/>
@@ -912,7 +905,7 @@
       <w:hyperlink w:anchor="_Toc219218074" w:history="1">
         <w:r>
           <w:rPr>
-            <w:rStyle w:val="Hyperlien"/>
+            <w:rStyle w:val="Hyperlink"/>
             <w:noProof/>
           </w:rPr>
           <w:t>A.</w:t>
@@ -929,7 +922,7 @@
         </w:r>
         <w:r>
           <w:rPr>
-            <w:rStyle w:val="Hyperlien"/>
+            <w:rStyle w:val="Hyperlink"/>
             <w:noProof/>
           </w:rPr>
           <w:t>Électrique</w:t>
@@ -986,7 +979,7 @@
     </w:p>
     <w:p>
       <w:pPr>
-        <w:pStyle w:val="TM3"/>
+        <w:pStyle w:val="TOC3"/>
         <w:tabs>
           <w:tab w:val="left" w:pos="960"/>
           <w:tab w:val="right" w:leader="dot" w:pos="8636"/>
@@ -1003,7 +996,7 @@
       <w:hyperlink w:anchor="_Toc219218075" w:history="1">
         <w:r>
           <w:rPr>
-            <w:rStyle w:val="Hyperlien"/>
+            <w:rStyle w:val="Hyperlink"/>
             <w:noProof/>
           </w:rPr>
           <w:t>I.</w:t>
@@ -1021,7 +1014,7 @@
         </w:r>
         <w:r>
           <w:rPr>
-            <w:rStyle w:val="Hyperlien"/>
+            <w:rStyle w:val="Hyperlink"/>
             <w:noProof/>
           </w:rPr>
           <w:t>Essentiel</w:t>
@@ -1078,7 +1071,7 @@
     </w:p>
     <w:p>
       <w:pPr>
-        <w:pStyle w:val="TM3"/>
+        <w:pStyle w:val="TOC3"/>
         <w:tabs>
           <w:tab w:val="left" w:pos="960"/>
           <w:tab w:val="right" w:leader="dot" w:pos="8636"/>
@@ -1095,7 +1088,7 @@
       <w:hyperlink w:anchor="_Toc219218076" w:history="1">
         <w:r>
           <w:rPr>
-            <w:rStyle w:val="Hyperlien"/>
+            <w:rStyle w:val="Hyperlink"/>
             <w:noProof/>
           </w:rPr>
           <w:t>II.</w:t>
@@ -1113,7 +1106,7 @@
         </w:r>
         <w:r>
           <w:rPr>
-            <w:rStyle w:val="Hyperlien"/>
+            <w:rStyle w:val="Hyperlink"/>
             <w:noProof/>
           </w:rPr>
           <w:t>Optionnel</w:t>
@@ -1170,7 +1163,7 @@
     </w:p>
     <w:p>
       <w:pPr>
-        <w:pStyle w:val="TM2"/>
+        <w:pStyle w:val="TOC2"/>
         <w:tabs>
           <w:tab w:val="left" w:pos="720"/>
           <w:tab w:val="right" w:leader="dot" w:pos="8636"/>
@@ -1186,7 +1179,7 @@
       <w:hyperlink w:anchor="_Toc219218077" w:history="1">
         <w:r>
           <w:rPr>
-            <w:rStyle w:val="Hyperlien"/>
+            <w:rStyle w:val="Hyperlink"/>
             <w:noProof/>
           </w:rPr>
           <w:t>B.</w:t>
@@ -1203,7 +1196,7 @@
         </w:r>
         <w:r>
           <w:rPr>
-            <w:rStyle w:val="Hyperlien"/>
+            <w:rStyle w:val="Hyperlink"/>
             <w:noProof/>
           </w:rPr>
           <w:t>Informatique</w:t>
@@ -1260,7 +1253,7 @@
     </w:p>
     <w:p>
       <w:pPr>
-        <w:pStyle w:val="TM3"/>
+        <w:pStyle w:val="TOC3"/>
         <w:tabs>
           <w:tab w:val="left" w:pos="960"/>
           <w:tab w:val="right" w:leader="dot" w:pos="8636"/>
@@ -1277,7 +1270,7 @@
       <w:hyperlink w:anchor="_Toc219218078" w:history="1">
         <w:r>
           <w:rPr>
-            <w:rStyle w:val="Hyperlien"/>
+            <w:rStyle w:val="Hyperlink"/>
             <w:noProof/>
           </w:rPr>
           <w:t>III.</w:t>
@@ -1295,7 +1288,7 @@
         </w:r>
         <w:r>
           <w:rPr>
-            <w:rStyle w:val="Hyperlien"/>
+            <w:rStyle w:val="Hyperlink"/>
             <w:noProof/>
           </w:rPr>
           <w:t>Essentiel</w:t>
@@ -1352,7 +1345,7 @@
     </w:p>
     <w:p>
       <w:pPr>
-        <w:pStyle w:val="TM3"/>
+        <w:pStyle w:val="TOC3"/>
         <w:tabs>
           <w:tab w:val="left" w:pos="960"/>
           <w:tab w:val="right" w:leader="dot" w:pos="8636"/>
@@ -1369,7 +1362,7 @@
       <w:hyperlink w:anchor="_Toc219218079" w:history="1">
         <w:r>
           <w:rPr>
-            <w:rStyle w:val="Hyperlien"/>
+            <w:rStyle w:val="Hyperlink"/>
             <w:noProof/>
           </w:rPr>
           <w:t>IV.</w:t>
@@ -1387,7 +1380,7 @@
         </w:r>
         <w:r>
           <w:rPr>
-            <w:rStyle w:val="Hyperlien"/>
+            <w:rStyle w:val="Hyperlink"/>
             <w:noProof/>
           </w:rPr>
           <w:t>Optionnel</w:t>
@@ -1444,7 +1437,7 @@
     </w:p>
     <w:p>
       <w:pPr>
-        <w:pStyle w:val="TM2"/>
+        <w:pStyle w:val="TOC2"/>
         <w:tabs>
           <w:tab w:val="left" w:pos="720"/>
           <w:tab w:val="right" w:leader="dot" w:pos="8636"/>
@@ -1460,7 +1453,7 @@
       <w:hyperlink w:anchor="_Toc219218080" w:history="1">
         <w:r>
           <w:rPr>
-            <w:rStyle w:val="Hyperlien"/>
+            <w:rStyle w:val="Hyperlink"/>
             <w:noProof/>
           </w:rPr>
           <w:t>C.</w:t>
@@ -1477,7 +1470,7 @@
         </w:r>
         <w:r>
           <w:rPr>
-            <w:rStyle w:val="Hyperlien"/>
+            <w:rStyle w:val="Hyperlink"/>
             <w:noProof/>
           </w:rPr>
           <w:t>Mécanique</w:t>
@@ -1534,7 +1527,7 @@
     </w:p>
     <w:p>
       <w:pPr>
-        <w:pStyle w:val="TM3"/>
+        <w:pStyle w:val="TOC3"/>
         <w:tabs>
           <w:tab w:val="left" w:pos="960"/>
           <w:tab w:val="right" w:leader="dot" w:pos="8636"/>
@@ -1551,7 +1544,7 @@
       <w:hyperlink w:anchor="_Toc219218081" w:history="1">
         <w:r>
           <w:rPr>
-            <w:rStyle w:val="Hyperlien"/>
+            <w:rStyle w:val="Hyperlink"/>
             <w:noProof/>
           </w:rPr>
           <w:t>V.</w:t>
@@ -1569,7 +1562,7 @@
         </w:r>
         <w:r>
           <w:rPr>
-            <w:rStyle w:val="Hyperlien"/>
+            <w:rStyle w:val="Hyperlink"/>
             <w:noProof/>
           </w:rPr>
           <w:t>Essentiel</w:t>
@@ -1626,7 +1619,7 @@
     </w:p>
     <w:p>
       <w:pPr>
-        <w:pStyle w:val="TM3"/>
+        <w:pStyle w:val="TOC3"/>
         <w:tabs>
           <w:tab w:val="left" w:pos="960"/>
           <w:tab w:val="right" w:leader="dot" w:pos="8636"/>
@@ -1643,7 +1636,7 @@
       <w:hyperlink w:anchor="_Toc219218082" w:history="1">
         <w:r>
           <w:rPr>
-            <w:rStyle w:val="Hyperlien"/>
+            <w:rStyle w:val="Hyperlink"/>
             <w:noProof/>
           </w:rPr>
           <w:t>VI.</w:t>
@@ -1661,7 +1654,7 @@
         </w:r>
         <w:r>
           <w:rPr>
-            <w:rStyle w:val="Hyperlien"/>
+            <w:rStyle w:val="Hyperlink"/>
             <w:noProof/>
           </w:rPr>
           <w:t>Optionnel</w:t>
@@ -1718,7 +1711,7 @@
     </w:p>
     <w:p>
       <w:pPr>
-        <w:pStyle w:val="TM2"/>
+        <w:pStyle w:val="TOC2"/>
         <w:tabs>
           <w:tab w:val="left" w:pos="720"/>
           <w:tab w:val="right" w:leader="dot" w:pos="8636"/>
@@ -1734,7 +1727,7 @@
       <w:hyperlink w:anchor="_Toc219218083" w:history="1">
         <w:r>
           <w:rPr>
-            <w:rStyle w:val="Hyperlien"/>
+            <w:rStyle w:val="Hyperlink"/>
             <w:noProof/>
           </w:rPr>
           <w:t>D.</w:t>
@@ -1751,7 +1744,7 @@
         </w:r>
         <w:r>
           <w:rPr>
-            <w:rStyle w:val="Hyperlien"/>
+            <w:rStyle w:val="Hyperlink"/>
             <w:noProof/>
           </w:rPr>
           <w:t>Inconnus/risques</w:t>
@@ -1808,7 +1801,7 @@
     </w:p>
     <w:p>
       <w:pPr>
-        <w:pStyle w:val="TM2"/>
+        <w:pStyle w:val="TOC2"/>
         <w:tabs>
           <w:tab w:val="left" w:pos="720"/>
           <w:tab w:val="right" w:leader="dot" w:pos="8636"/>
@@ -1824,7 +1817,7 @@
       <w:hyperlink w:anchor="_Toc219218084" w:history="1">
         <w:r>
           <w:rPr>
-            <w:rStyle w:val="Hyperlien"/>
+            <w:rStyle w:val="Hyperlink"/>
             <w:noProof/>
           </w:rPr>
           <w:t>E.</w:t>
@@ -1841,7 +1834,7 @@
         </w:r>
         <w:r>
           <w:rPr>
-            <w:rStyle w:val="Hyperlien"/>
+            <w:rStyle w:val="Hyperlink"/>
             <w:noProof/>
           </w:rPr>
           <w:t>Livrables</w:t>
@@ -1898,7 +1891,7 @@
     </w:p>
     <w:p>
       <w:pPr>
-        <w:pStyle w:val="TM1"/>
+        <w:pStyle w:val="TOC1"/>
         <w:rPr>
           <w:rFonts w:eastAsiaTheme="minorEastAsia"/>
           <w:noProof/>
@@ -1910,7 +1903,7 @@
       <w:hyperlink w:anchor="_Toc219218085" w:history="1">
         <w:r>
           <w:rPr>
-            <w:rStyle w:val="Hyperlien"/>
+            <w:rStyle w:val="Hyperlink"/>
             <w:noProof/>
           </w:rPr>
           <w:t>3.</w:t>
@@ -1927,7 +1920,7 @@
         </w:r>
         <w:r>
           <w:rPr>
-            <w:rStyle w:val="Hyperlien"/>
+            <w:rStyle w:val="Hyperlink"/>
             <w:noProof/>
           </w:rPr>
           <w:t>Échéancier</w:t>
@@ -2009,7 +2002,7 @@
     </w:p>
     <w:p>
       <w:pPr>
-        <w:pStyle w:val="Titre1"/>
+        <w:pStyle w:val="Heading1"/>
       </w:pPr>
       <w:bookmarkStart w:id="0" w:name="_Toc219218069"/>
       <w:r>
@@ -2020,7 +2013,7 @@
     </w:p>
     <w:p>
       <w:pPr>
-        <w:pStyle w:val="Titre2"/>
+        <w:pStyle w:val="Heading2"/>
       </w:pPr>
       <w:bookmarkStart w:id="1" w:name="_Toc219218070"/>
       <w:r>
@@ -2041,24 +2034,10 @@
     </w:p>
     <w:p>
       <w:r>
-        <w:t xml:space="preserve">Willam </w:t>
-      </w:r>
-      <w:proofErr w:type="gramStart"/>
-      <w:r>
-        <w:t xml:space="preserve">Champage </w:t>
+        <w:t xml:space="preserve">Willam Champage </w:t>
       </w:r>
       <w:r>
-        <w:t xml:space="preserve"> (</w:t>
-      </w:r>
-      <w:proofErr w:type="gramEnd"/>
-      <w:r>
-        <w:t xml:space="preserve">ingénieur </w:t>
-      </w:r>
-      <w:r>
-        <w:t>5ans d’avance</w:t>
-      </w:r>
-      <w:r>
-        <w:t xml:space="preserve">) </w:t>
+        <w:t xml:space="preserve"> (ingénieur 5ans d’avance) </w:t>
       </w:r>
     </w:p>
     <w:p>
@@ -2080,7 +2059,7 @@
     <w:p/>
     <w:p>
       <w:pPr>
-        <w:pStyle w:val="Titre2"/>
+        <w:pStyle w:val="Heading2"/>
       </w:pPr>
       <w:bookmarkStart w:id="2" w:name="_Toc219218071"/>
       <w:r>
@@ -2111,7 +2090,7 @@
     </w:p>
     <w:p>
       <w:pPr>
-        <w:pStyle w:val="Titre2"/>
+        <w:pStyle w:val="Heading2"/>
       </w:pPr>
       <w:bookmarkStart w:id="3" w:name="_Toc219218072"/>
       <w:r>
@@ -2124,7 +2103,7 @@
     </w:p>
     <w:p>
       <w:pPr>
-        <w:pStyle w:val="Titre2"/>
+        <w:pStyle w:val="Heading2"/>
         <w:numPr>
           <w:ilvl w:val="0"/>
           <w:numId w:val="0"/>
@@ -2195,7 +2174,7 @@
     </w:p>
     <w:p>
       <w:pPr>
-        <w:pStyle w:val="Titre1"/>
+        <w:pStyle w:val="Heading1"/>
       </w:pPr>
       <w:bookmarkStart w:id="4" w:name="_Toc219218073"/>
       <w:r>
@@ -2206,7 +2185,7 @@
     </w:p>
     <w:p>
       <w:pPr>
-        <w:pStyle w:val="Titre2"/>
+        <w:pStyle w:val="Heading2"/>
         <w:numPr>
           <w:ilvl w:val="0"/>
           <w:numId w:val="22"/>
@@ -2220,7 +2199,7 @@
     </w:p>
     <w:tbl>
       <w:tblPr>
-        <w:tblStyle w:val="Grilledutableau"/>
+        <w:tblStyle w:val="TableGrid"/>
         <w:tblW w:w="0" w:type="auto"/>
         <w:tblBorders>
           <w:top w:val="none" w:sz="0" w:space="0" w:color="auto"/>
@@ -2243,7 +2222,7 @@
           </w:tcPr>
           <w:p>
             <w:pPr>
-              <w:pStyle w:val="Titre3"/>
+              <w:pStyle w:val="Heading3"/>
               <w:rPr>
                 <w:rFonts w:asciiTheme="minorHAnsi" w:hAnsiTheme="minorHAnsi"/>
               </w:rPr>
@@ -2266,7 +2245,7 @@
           </w:tcPr>
           <w:p>
             <w:pPr>
-              <w:pStyle w:val="Titre3"/>
+              <w:pStyle w:val="Heading3"/>
               <w:rPr>
                 <w:rFonts w:asciiTheme="minorHAnsi" w:hAnsiTheme="minorHAnsi"/>
               </w:rPr>
@@ -2391,15 +2370,23 @@
                 <w:rFonts w:asciiTheme="minorHAnsi" w:hAnsiTheme="minorHAnsi" w:cstheme="minorHAnsi"/>
                 <w:lang w:val="en-CA"/>
               </w:rPr>
-              <w:t xml:space="preserve">VEML7700 </w:t>
-            </w:r>
-            <w:proofErr w:type="gramStart"/>
+              <w:t xml:space="preserve">VEML7700 ( </w:t>
+            </w:r>
+            <w:proofErr w:type="spellStart"/>
             <w:r>
               <w:rPr>
                 <w:rFonts w:asciiTheme="minorHAnsi" w:hAnsiTheme="minorHAnsi" w:cstheme="minorHAnsi"/>
                 <w:lang w:val="en-CA"/>
               </w:rPr>
-              <w:t xml:space="preserve">( </w:t>
+              <w:t>capteur</w:t>
+            </w:r>
+            <w:proofErr w:type="spellEnd"/>
+            <w:r>
+              <w:rPr>
+                <w:rFonts w:asciiTheme="minorHAnsi" w:hAnsiTheme="minorHAnsi" w:cstheme="minorHAnsi"/>
+                <w:lang w:val="en-CA"/>
+              </w:rPr>
+              <w:t xml:space="preserve"> </w:t>
             </w:r>
             <w:proofErr w:type="spellStart"/>
             <w:r>
@@ -2407,10 +2394,9 @@
                 <w:rFonts w:asciiTheme="minorHAnsi" w:hAnsiTheme="minorHAnsi" w:cstheme="minorHAnsi"/>
                 <w:lang w:val="en-CA"/>
               </w:rPr>
-              <w:t>capteur</w:t>
+              <w:t>éclairement</w:t>
             </w:r>
             <w:proofErr w:type="spellEnd"/>
-            <w:proofErr w:type="gramEnd"/>
             <w:r>
               <w:rPr>
                 <w:rFonts w:asciiTheme="minorHAnsi" w:hAnsiTheme="minorHAnsi" w:cstheme="minorHAnsi"/>
@@ -2424,7 +2410,7 @@
                 <w:rFonts w:asciiTheme="minorHAnsi" w:hAnsiTheme="minorHAnsi" w:cstheme="minorHAnsi"/>
                 <w:lang w:val="en-CA"/>
               </w:rPr>
-              <w:t>éclairement</w:t>
+              <w:t>lumineux</w:t>
             </w:r>
             <w:proofErr w:type="spellEnd"/>
             <w:r>
@@ -2432,32 +2418,7 @@
                 <w:rFonts w:asciiTheme="minorHAnsi" w:hAnsiTheme="minorHAnsi" w:cstheme="minorHAnsi"/>
                 <w:lang w:val="en-CA"/>
               </w:rPr>
-              <w:t xml:space="preserve"> </w:t>
-            </w:r>
-            <w:proofErr w:type="spellStart"/>
-            <w:proofErr w:type="gramStart"/>
-            <w:r>
-              <w:rPr>
-                <w:rFonts w:asciiTheme="minorHAnsi" w:hAnsiTheme="minorHAnsi" w:cstheme="minorHAnsi"/>
-                <w:lang w:val="en-CA"/>
-              </w:rPr>
-              <w:t>lumineux</w:t>
-            </w:r>
-            <w:proofErr w:type="spellEnd"/>
-            <w:r>
-              <w:rPr>
-                <w:rFonts w:asciiTheme="minorHAnsi" w:hAnsiTheme="minorHAnsi" w:cstheme="minorHAnsi"/>
-                <w:lang w:val="en-CA"/>
-              </w:rPr>
-              <w:t xml:space="preserve"> )</w:t>
-            </w:r>
-            <w:proofErr w:type="gramEnd"/>
-            <w:r>
-              <w:rPr>
-                <w:rFonts w:asciiTheme="minorHAnsi" w:hAnsiTheme="minorHAnsi" w:cstheme="minorHAnsi"/>
-                <w:lang w:val="en-CA"/>
-              </w:rPr>
-              <w:t xml:space="preserve"> </w:t>
+              <w:t xml:space="preserve"> ) </w:t>
             </w:r>
           </w:p>
           <w:p>
@@ -2627,21 +2588,7 @@
               <w:rPr>
                 <w:rFonts w:asciiTheme="minorHAnsi" w:hAnsiTheme="minorHAnsi" w:cstheme="minorHAnsi"/>
               </w:rPr>
-              <w:t>/</w:t>
-            </w:r>
-            <w:proofErr w:type="gramStart"/>
-            <w:r>
-              <w:rPr>
-                <w:rFonts w:asciiTheme="minorHAnsi" w:hAnsiTheme="minorHAnsi" w:cstheme="minorHAnsi"/>
-              </w:rPr>
-              <w:t>MF(</w:t>
-            </w:r>
-            <w:proofErr w:type="gramEnd"/>
-            <w:r>
-              <w:rPr>
-                <w:rFonts w:asciiTheme="minorHAnsi" w:hAnsiTheme="minorHAnsi" w:cstheme="minorHAnsi"/>
-              </w:rPr>
-              <w:t xml:space="preserve">si </w:t>
+              <w:t xml:space="preserve">/MF(si </w:t>
             </w:r>
             <w:proofErr w:type="spellStart"/>
             <w:r>
@@ -2688,7 +2635,7 @@
     <w:p/>
     <w:p>
       <w:pPr>
-        <w:pStyle w:val="Titre2"/>
+        <w:pStyle w:val="Heading2"/>
       </w:pPr>
       <w:bookmarkStart w:id="10" w:name="_Toc219218077"/>
       <w:r>
@@ -2698,7 +2645,7 @@
     </w:p>
     <w:tbl>
       <w:tblPr>
-        <w:tblStyle w:val="Grilledutableau"/>
+        <w:tblStyle w:val="TableGrid"/>
         <w:tblW w:w="0" w:type="auto"/>
         <w:tblBorders>
           <w:top w:val="none" w:sz="0" w:space="0" w:color="auto"/>
@@ -2721,7 +2668,7 @@
           </w:tcPr>
           <w:p>
             <w:pPr>
-              <w:pStyle w:val="Titre3"/>
+              <w:pStyle w:val="Heading3"/>
               <w:rPr>
                 <w:rFonts w:asciiTheme="minorHAnsi" w:hAnsiTheme="minorHAnsi"/>
               </w:rPr>
@@ -2742,7 +2689,7 @@
           </w:tcPr>
           <w:p>
             <w:pPr>
-              <w:pStyle w:val="Titre3"/>
+              <w:pStyle w:val="Heading3"/>
               <w:rPr>
                 <w:rFonts w:asciiTheme="minorHAnsi" w:hAnsiTheme="minorHAnsi"/>
               </w:rPr>
@@ -2916,7 +2863,7 @@
     <w:p/>
     <w:p>
       <w:pPr>
-        <w:pStyle w:val="Titre2"/>
+        <w:pStyle w:val="Heading2"/>
       </w:pPr>
       <w:bookmarkStart w:id="13" w:name="_Toc219218080"/>
       <w:r>
@@ -2926,7 +2873,7 @@
     </w:p>
     <w:tbl>
       <w:tblPr>
-        <w:tblStyle w:val="Grilledutableau"/>
+        <w:tblStyle w:val="TableGrid"/>
         <w:tblW w:w="0" w:type="auto"/>
         <w:tblBorders>
           <w:top w:val="none" w:sz="0" w:space="0" w:color="auto"/>
@@ -2949,7 +2896,7 @@
           </w:tcPr>
           <w:p>
             <w:pPr>
-              <w:pStyle w:val="Titre3"/>
+              <w:pStyle w:val="Heading3"/>
               <w:rPr>
                 <w:rFonts w:asciiTheme="minorHAnsi" w:hAnsiTheme="minorHAnsi"/>
               </w:rPr>
@@ -2970,7 +2917,7 @@
           </w:tcPr>
           <w:p>
             <w:pPr>
-              <w:pStyle w:val="Titre3"/>
+              <w:pStyle w:val="Heading3"/>
               <w:rPr>
                 <w:rFonts w:asciiTheme="minorHAnsi" w:hAnsiTheme="minorHAnsi"/>
               </w:rPr>
@@ -3134,7 +3081,7 @@
     <w:p/>
     <w:p>
       <w:pPr>
-        <w:pStyle w:val="Titre2"/>
+        <w:pStyle w:val="Heading2"/>
       </w:pPr>
       <w:bookmarkStart w:id="16" w:name="_Toc219218083"/>
       <w:r>
@@ -3153,7 +3100,7 @@
     </w:p>
     <w:p>
       <w:pPr>
-        <w:pStyle w:val="Paragraphedeliste"/>
+        <w:pStyle w:val="ListParagraph"/>
         <w:numPr>
           <w:ilvl w:val="0"/>
           <w:numId w:val="23"/>
@@ -3165,7 +3112,7 @@
     </w:p>
     <w:p>
       <w:pPr>
-        <w:pStyle w:val="Paragraphedeliste"/>
+        <w:pStyle w:val="ListParagraph"/>
         <w:numPr>
           <w:ilvl w:val="0"/>
           <w:numId w:val="23"/>
@@ -3177,7 +3124,7 @@
     </w:p>
     <w:p>
       <w:pPr>
-        <w:pStyle w:val="Paragraphedeliste"/>
+        <w:pStyle w:val="ListParagraph"/>
         <w:numPr>
           <w:ilvl w:val="0"/>
           <w:numId w:val="23"/>
@@ -3189,7 +3136,7 @@
     </w:p>
     <w:p>
       <w:pPr>
-        <w:pStyle w:val="Paragraphedeliste"/>
+        <w:pStyle w:val="ListParagraph"/>
         <w:numPr>
           <w:ilvl w:val="0"/>
           <w:numId w:val="23"/>
@@ -3201,7 +3148,7 @@
     </w:p>
     <w:p>
       <w:pPr>
-        <w:pStyle w:val="Paragraphedeliste"/>
+        <w:pStyle w:val="ListParagraph"/>
         <w:numPr>
           <w:ilvl w:val="0"/>
           <w:numId w:val="23"/>
@@ -3222,7 +3169,7 @@
     <w:p/>
     <w:p>
       <w:pPr>
-        <w:pStyle w:val="Titre2"/>
+        <w:pStyle w:val="Heading2"/>
       </w:pPr>
       <w:bookmarkStart w:id="17" w:name="_Toc219218084"/>
       <w:r>
@@ -3232,7 +3179,7 @@
     </w:p>
     <w:p>
       <w:pPr>
-        <w:pStyle w:val="Paragraphedeliste"/>
+        <w:pStyle w:val="ListParagraph"/>
         <w:numPr>
           <w:ilvl w:val="0"/>
           <w:numId w:val="24"/>
@@ -3244,7 +3191,7 @@
     </w:p>
     <w:p>
       <w:pPr>
-        <w:pStyle w:val="Paragraphedeliste"/>
+        <w:pStyle w:val="ListParagraph"/>
         <w:numPr>
           <w:ilvl w:val="0"/>
           <w:numId w:val="25"/>
@@ -3256,7 +3203,7 @@
     </w:p>
     <w:p>
       <w:pPr>
-        <w:pStyle w:val="Paragraphedeliste"/>
+        <w:pStyle w:val="ListParagraph"/>
         <w:numPr>
           <w:ilvl w:val="0"/>
           <w:numId w:val="25"/>
@@ -3268,7 +3215,7 @@
     </w:p>
     <w:p>
       <w:pPr>
-        <w:pStyle w:val="Paragraphedeliste"/>
+        <w:pStyle w:val="ListParagraph"/>
         <w:numPr>
           <w:ilvl w:val="0"/>
           <w:numId w:val="24"/>
@@ -3280,7 +3227,7 @@
     </w:p>
     <w:p>
       <w:pPr>
-        <w:pStyle w:val="Paragraphedeliste"/>
+        <w:pStyle w:val="ListParagraph"/>
         <w:numPr>
           <w:ilvl w:val="0"/>
           <w:numId w:val="25"/>
@@ -3292,7 +3239,7 @@
     </w:p>
     <w:p>
       <w:pPr>
-        <w:pStyle w:val="Paragraphedeliste"/>
+        <w:pStyle w:val="ListParagraph"/>
         <w:numPr>
           <w:ilvl w:val="0"/>
           <w:numId w:val="25"/>
@@ -3304,7 +3251,7 @@
     </w:p>
     <w:p>
       <w:pPr>
-        <w:pStyle w:val="Paragraphedeliste"/>
+        <w:pStyle w:val="ListParagraph"/>
         <w:numPr>
           <w:ilvl w:val="0"/>
           <w:numId w:val="25"/>
@@ -3316,7 +3263,7 @@
     </w:p>
     <w:p>
       <w:pPr>
-        <w:pStyle w:val="Paragraphedeliste"/>
+        <w:pStyle w:val="ListParagraph"/>
         <w:numPr>
           <w:ilvl w:val="0"/>
           <w:numId w:val="24"/>
@@ -3328,7 +3275,7 @@
     </w:p>
     <w:p>
       <w:pPr>
-        <w:pStyle w:val="Paragraphedeliste"/>
+        <w:pStyle w:val="ListParagraph"/>
         <w:numPr>
           <w:ilvl w:val="0"/>
           <w:numId w:val="24"/>
@@ -3340,7 +3287,7 @@
     </w:p>
     <w:p>
       <w:pPr>
-        <w:pStyle w:val="Paragraphedeliste"/>
+        <w:pStyle w:val="ListParagraph"/>
         <w:numPr>
           <w:ilvl w:val="0"/>
           <w:numId w:val="24"/>
@@ -3352,7 +3299,7 @@
     </w:p>
     <w:p>
       <w:pPr>
-        <w:pStyle w:val="Paragraphedeliste"/>
+        <w:pStyle w:val="ListParagraph"/>
         <w:numPr>
           <w:ilvl w:val="0"/>
           <w:numId w:val="24"/>
@@ -3364,7 +3311,7 @@
     </w:p>
     <w:p>
       <w:pPr>
-        <w:pStyle w:val="Paragraphedeliste"/>
+        <w:pStyle w:val="ListParagraph"/>
         <w:numPr>
           <w:ilvl w:val="0"/>
           <w:numId w:val="24"/>
@@ -3376,7 +3323,7 @@
     </w:p>
     <w:p>
       <w:pPr>
-        <w:pStyle w:val="Paragraphedeliste"/>
+        <w:pStyle w:val="ListParagraph"/>
         <w:ind w:left="1440"/>
       </w:pPr>
     </w:p>
@@ -3457,7 +3404,7 @@
     </w:p>
     <w:p>
       <w:pPr>
-        <w:pStyle w:val="Titre1"/>
+        <w:pStyle w:val="Heading1"/>
       </w:pPr>
       <w:bookmarkStart w:id="18" w:name="_Toc219218085"/>
       <w:r>
@@ -3473,7 +3420,7 @@
     </w:p>
     <w:tbl>
       <w:tblPr>
-        <w:tblStyle w:val="Grilledutableau"/>
+        <w:tblStyle w:val="TableGrid"/>
         <w:tblW w:w="0" w:type="auto"/>
         <w:tblLook w:val="04A0" w:firstRow="1" w:lastRow="0" w:firstColumn="1" w:lastColumn="0" w:noHBand="0" w:noVBand="1"/>
       </w:tblPr>
@@ -3814,13 +3761,7 @@
               <w:rPr>
                 <w:rFonts w:asciiTheme="minorHAnsi" w:hAnsiTheme="minorHAnsi" w:cstheme="minorHAnsi"/>
               </w:rPr>
-              <w:t xml:space="preserve">Schéma électrique </w:t>
-            </w:r>
-            <w:r>
-              <w:rPr>
-                <w:rFonts w:asciiTheme="minorHAnsi" w:hAnsiTheme="minorHAnsi" w:cstheme="minorHAnsi"/>
-              </w:rPr>
-              <w:t>fonctionnel</w:t>
+              <w:t>Schéma électrique fonctionnel</w:t>
             </w:r>
           </w:p>
           <w:p>
@@ -4870,7 +4811,7 @@
 <w:ftr xmlns:wpc="http://schemas.microsoft.com/office/word/2010/wordprocessingCanvas" xmlns:cx="http://schemas.microsoft.com/office/drawing/2014/chartex" xmlns:cx1="http://schemas.microsoft.com/office/drawing/2015/9/8/chartex" xmlns:cx2="http://schemas.microsoft.com/office/drawing/2015/10/21/chartex" xmlns:cx3="http://schemas.microsoft.com/office/drawing/2016/5/9/chartex" xmlns:cx4="http://schemas.microsoft.com/office/drawing/2016/5/10/chartex" xmlns:cx5="http://schemas.microsoft.com/office/drawing/2016/5/11/chartex" xmlns:cx6="http://schemas.microsoft.com/office/drawing/2016/5/12/chartex" xmlns:cx7="http://schemas.microsoft.com/office/drawing/2016/5/13/chartex" xmlns:cx8="http://schemas.microsoft.com/office/drawing/2016/5/14/chartex" xmlns:mc="http://schemas.openxmlformats.org/markup-compatibility/2006" xmlns:aink="http://schemas.microsoft.com/office/drawing/2016/ink" xmlns:am3d="http://schemas.microsoft.com/office/drawing/2017/model3d" xmlns:o="urn:schemas-microsoft-com:office:office" xmlns:oel="http://schemas.microsoft.com/office/2019/extlst" xmlns:r="http://schemas.openxmlformats.org/officeDocument/2006/relationships" xmlns:m="http://schemas.openxmlformats.org/officeDocument/2006/math" xmlns:v="urn:schemas-microsoft-com:vml" xmlns:wp14="http://schemas.microsoft.com/office/word/2010/wordprocessingDrawing" xmlns:wp="http://schemas.openxmlformats.org/drawingml/2006/wordprocessingDrawing" xmlns:w10="urn:schemas-microsoft-com:office:word" xmlns:w="http://schemas.openxmlformats.org/wordprocessingml/2006/main" xmlns:w14="http://schemas.microsoft.com/office/word/2010/wordml" xmlns:w15="http://schemas.microsoft.com/office/word/2012/wordml" xmlns:w16cex="http://schemas.microsoft.com/office/word/2018/wordml/cex" xmlns:w16cid="http://schemas.microsoft.com/office/word/2016/wordml/cid" xmlns:w16="http://schemas.microsoft.com/office/word/2018/wordml" xmlns:w16du="http://schemas.microsoft.com/office/word/2023/wordml/word16du" xmlns:w16sdtdh="http://schemas.microsoft.com/office/word/2020/wordml/sdtdatahash" xmlns:w16sdtfl="http://schemas.microsoft.com/office/word/2024/wordml/sdtformatlock" xmlns:w16se="http://schemas.microsoft.com/office/word/2015/wordml/symex" xmlns:wpg="http://schemas.microsoft.com/office/word/2010/wordprocessingGroup" xmlns:wpi="http://schemas.microsoft.com/office/word/2010/wordprocessingInk" xmlns:wne="http://schemas.microsoft.com/office/word/2006/wordml" xmlns:wps="http://schemas.microsoft.com/office/word/2010/wordprocessingShape" mc:Ignorable="w14 w15 w16se w16cid w16 w16cex w16sdtdh w16sdtfl w16du wp14">
   <w:p>
     <w:pPr>
-      <w:pStyle w:val="Pieddepage"/>
+      <w:pStyle w:val="Footer"/>
       <w:pBdr>
         <w:top w:val="single" w:sz="4" w:space="1" w:color="auto"/>
       </w:pBdr>
@@ -4941,7 +4882,7 @@
 <w:hdr xmlns:wpc="http://schemas.microsoft.com/office/word/2010/wordprocessingCanvas" xmlns:cx="http://schemas.microsoft.com/office/drawing/2014/chartex" xmlns:cx1="http://schemas.microsoft.com/office/drawing/2015/9/8/chartex" xmlns:cx2="http://schemas.microsoft.com/office/drawing/2015/10/21/chartex" xmlns:cx3="http://schemas.microsoft.com/office/drawing/2016/5/9/chartex" xmlns:cx4="http://schemas.microsoft.com/office/drawing/2016/5/10/chartex" xmlns:cx5="http://schemas.microsoft.com/office/drawing/2016/5/11/chartex" xmlns:cx6="http://schemas.microsoft.com/office/drawing/2016/5/12/chartex" xmlns:cx7="http://schemas.microsoft.com/office/drawing/2016/5/13/chartex" xmlns:cx8="http://schemas.microsoft.com/office/drawing/2016/5/14/chartex" xmlns:mc="http://schemas.openxmlformats.org/markup-compatibility/2006" xmlns:aink="http://schemas.microsoft.com/office/drawing/2016/ink" xmlns:am3d="http://schemas.microsoft.com/office/drawing/2017/model3d" xmlns:o="urn:schemas-microsoft-com:office:office" xmlns:oel="http://schemas.microsoft.com/office/2019/extlst" xmlns:r="http://schemas.openxmlformats.org/officeDocument/2006/relationships" xmlns:m="http://schemas.openxmlformats.org/officeDocument/2006/math" xmlns:v="urn:schemas-microsoft-com:vml" xmlns:wp14="http://schemas.microsoft.com/office/word/2010/wordprocessingDrawing" xmlns:wp="http://schemas.openxmlformats.org/drawingml/2006/wordprocessingDrawing" xmlns:w10="urn:schemas-microsoft-com:office:word" xmlns:w="http://schemas.openxmlformats.org/wordprocessingml/2006/main" xmlns:w14="http://schemas.microsoft.com/office/word/2010/wordml" xmlns:w15="http://schemas.microsoft.com/office/word/2012/wordml" xmlns:w16cex="http://schemas.microsoft.com/office/word/2018/wordml/cex" xmlns:w16cid="http://schemas.microsoft.com/office/word/2016/wordml/cid" xmlns:w16="http://schemas.microsoft.com/office/word/2018/wordml" xmlns:w16du="http://schemas.microsoft.com/office/word/2023/wordml/word16du" xmlns:w16sdtdh="http://schemas.microsoft.com/office/word/2020/wordml/sdtdatahash" xmlns:w16sdtfl="http://schemas.microsoft.com/office/word/2024/wordml/sdtformatlock" xmlns:w16se="http://schemas.microsoft.com/office/word/2015/wordml/symex" xmlns:wpg="http://schemas.microsoft.com/office/word/2010/wordprocessingGroup" xmlns:wpi="http://schemas.microsoft.com/office/word/2010/wordprocessingInk" xmlns:wne="http://schemas.microsoft.com/office/word/2006/wordml" xmlns:wps="http://schemas.microsoft.com/office/word/2010/wordprocessingShape" mc:Ignorable="w14 w15 w16se w16cid w16 w16cex w16sdtdh w16sdtfl w16du wp14">
   <w:p>
     <w:pPr>
-      <w:pStyle w:val="En-tte"/>
+      <w:pStyle w:val="Header"/>
       <w:pBdr>
         <w:bottom w:val="single" w:sz="4" w:space="1" w:color="auto"/>
       </w:pBdr>
@@ -5624,7 +5565,7 @@
     <w:lvl w:ilvl="0" w:tplc="43266FA4">
       <w:start w:val="1"/>
       <w:numFmt w:val="upperLetter"/>
-      <w:pStyle w:val="Titre2"/>
+      <w:pStyle w:val="Heading2"/>
       <w:lvlText w:val="%1."/>
       <w:lvlJc w:val="left"/>
       <w:pPr>
@@ -5803,7 +5744,7 @@
     <w:lvl w:ilvl="0" w:tplc="AC1ACE84">
       <w:start w:val="1"/>
       <w:numFmt w:val="decimal"/>
-      <w:pStyle w:val="Titre1"/>
+      <w:pStyle w:val="Heading1"/>
       <w:lvlText w:val="%1."/>
       <w:lvlJc w:val="left"/>
       <w:pPr>
@@ -6229,7 +6170,7 @@
     <w:lvl w:ilvl="0" w:tplc="0C6254C8">
       <w:start w:val="1"/>
       <w:numFmt w:val="upperRoman"/>
-      <w:pStyle w:val="Titre3"/>
+      <w:pStyle w:val="Heading3"/>
       <w:lvlText w:val="%1."/>
       <w:lvlJc w:val="right"/>
       <w:pPr>
@@ -7133,11 +7074,11 @@
       <w:jc w:val="both"/>
     </w:pPr>
   </w:style>
-  <w:style w:type="paragraph" w:styleId="Titre1">
+  <w:style w:type="paragraph" w:styleId="Heading1">
     <w:name w:val="heading 1"/>
     <w:basedOn w:val="Normal"/>
-    <w:next w:val="Corpsdetexte"/>
-    <w:link w:val="Titre1Car"/>
+    <w:next w:val="BodyText"/>
+    <w:link w:val="Heading1Char"/>
     <w:uiPriority w:val="9"/>
     <w:qFormat/>
     <w:rsid w:val="000131F2"/>
@@ -7162,11 +7103,11 @@
       <w14:ligatures w14:val="none"/>
     </w:rPr>
   </w:style>
-  <w:style w:type="paragraph" w:styleId="Titre2">
+  <w:style w:type="paragraph" w:styleId="Heading2">
     <w:name w:val="heading 2"/>
     <w:basedOn w:val="Normal"/>
     <w:next w:val="Normal"/>
-    <w:link w:val="Titre2Car"/>
+    <w:link w:val="Heading2Char"/>
     <w:uiPriority w:val="9"/>
     <w:unhideWhenUsed/>
     <w:qFormat/>
@@ -7190,11 +7131,11 @@
       <w14:ligatures w14:val="none"/>
     </w:rPr>
   </w:style>
-  <w:style w:type="paragraph" w:styleId="Titre3">
+  <w:style w:type="paragraph" w:styleId="Heading3">
     <w:name w:val="heading 3"/>
     <w:basedOn w:val="Normal"/>
     <w:next w:val="Normal"/>
-    <w:link w:val="Titre3Car"/>
+    <w:link w:val="Heading3Char"/>
     <w:uiPriority w:val="9"/>
     <w:unhideWhenUsed/>
     <w:qFormat/>
@@ -7219,11 +7160,11 @@
       <w14:ligatures w14:val="none"/>
     </w:rPr>
   </w:style>
-  <w:style w:type="paragraph" w:styleId="Titre4">
+  <w:style w:type="paragraph" w:styleId="Heading4">
     <w:name w:val="heading 4"/>
     <w:basedOn w:val="Titre1sansnumerotation"/>
     <w:next w:val="Normal"/>
-    <w:link w:val="Titre4Car"/>
+    <w:link w:val="Heading4Char"/>
     <w:uiPriority w:val="9"/>
     <w:unhideWhenUsed/>
     <w:rsid w:val="00163A23"/>
@@ -7231,11 +7172,11 @@
       <w:outlineLvl w:val="3"/>
     </w:pPr>
   </w:style>
-  <w:style w:type="paragraph" w:styleId="Titre5">
+  <w:style w:type="paragraph" w:styleId="Heading5">
     <w:name w:val="heading 5"/>
     <w:basedOn w:val="Normal"/>
     <w:next w:val="Normal"/>
-    <w:link w:val="Titre5Car"/>
+    <w:link w:val="Heading5Char"/>
     <w:uiPriority w:val="9"/>
     <w:semiHidden/>
     <w:unhideWhenUsed/>
@@ -7251,12 +7192,13 @@
       <w:color w:val="2F5496" w:themeColor="accent1" w:themeShade="BF"/>
     </w:rPr>
   </w:style>
-  <w:style w:type="character" w:default="1" w:styleId="Policepardfaut">
+  <w:style w:type="character" w:default="1" w:styleId="DefaultParagraphFont">
     <w:name w:val="Default Paragraph Font"/>
     <w:uiPriority w:val="1"/>
+    <w:semiHidden/>
     <w:unhideWhenUsed/>
   </w:style>
-  <w:style w:type="table" w:default="1" w:styleId="TableauNormal">
+  <w:style w:type="table" w:default="1" w:styleId="TableNormal">
     <w:name w:val="Normal Table"/>
     <w:uiPriority w:val="99"/>
     <w:semiHidden/>
@@ -7271,16 +7213,16 @@
       </w:tblCellMar>
     </w:tblPr>
   </w:style>
-  <w:style w:type="numbering" w:default="1" w:styleId="Aucuneliste">
+  <w:style w:type="numbering" w:default="1" w:styleId="NoList">
     <w:name w:val="No List"/>
     <w:uiPriority w:val="99"/>
     <w:semiHidden/>
     <w:unhideWhenUsed/>
   </w:style>
-  <w:style w:type="paragraph" w:styleId="En-tte">
+  <w:style w:type="paragraph" w:styleId="Header">
     <w:name w:val="header"/>
     <w:basedOn w:val="Normal"/>
-    <w:link w:val="En-tteCar"/>
+    <w:link w:val="HeaderChar"/>
     <w:uiPriority w:val="99"/>
     <w:unhideWhenUsed/>
     <w:rsid w:val="004F3897"/>
@@ -7292,17 +7234,17 @@
       <w:spacing w:after="0" w:line="240" w:lineRule="auto"/>
     </w:pPr>
   </w:style>
-  <w:style w:type="character" w:customStyle="1" w:styleId="En-tteCar">
-    <w:name w:val="En-tête Car"/>
-    <w:basedOn w:val="Policepardfaut"/>
-    <w:link w:val="En-tte"/>
+  <w:style w:type="character" w:customStyle="1" w:styleId="HeaderChar">
+    <w:name w:val="Header Char"/>
+    <w:basedOn w:val="DefaultParagraphFont"/>
+    <w:link w:val="Header"/>
     <w:uiPriority w:val="99"/>
     <w:rsid w:val="004F3897"/>
   </w:style>
-  <w:style w:type="paragraph" w:styleId="Pieddepage">
+  <w:style w:type="paragraph" w:styleId="Footer">
     <w:name w:val="footer"/>
     <w:basedOn w:val="Normal"/>
-    <w:link w:val="PieddepageCar"/>
+    <w:link w:val="FooterChar"/>
     <w:uiPriority w:val="99"/>
     <w:unhideWhenUsed/>
     <w:rsid w:val="004F3897"/>
@@ -7314,10 +7256,10 @@
       <w:spacing w:after="0" w:line="240" w:lineRule="auto"/>
     </w:pPr>
   </w:style>
-  <w:style w:type="character" w:customStyle="1" w:styleId="PieddepageCar">
-    <w:name w:val="Pied de page Car"/>
-    <w:basedOn w:val="Policepardfaut"/>
-    <w:link w:val="Pieddepage"/>
+  <w:style w:type="character" w:customStyle="1" w:styleId="FooterChar">
+    <w:name w:val="Footer Char"/>
+    <w:basedOn w:val="DefaultParagraphFont"/>
+    <w:link w:val="Footer"/>
     <w:uiPriority w:val="99"/>
     <w:rsid w:val="004F3897"/>
   </w:style>
@@ -7340,7 +7282,7 @@
   </w:style>
   <w:style w:type="character" w:customStyle="1" w:styleId="PagetitreCar">
     <w:name w:val="Page_titre Car"/>
-    <w:basedOn w:val="Policepardfaut"/>
+    <w:basedOn w:val="DefaultParagraphFont"/>
     <w:link w:val="Pagetitre"/>
     <w:rsid w:val="00F269E9"/>
     <w:rPr>
@@ -7350,9 +7292,9 @@
       <w:szCs w:val="28"/>
     </w:rPr>
   </w:style>
-  <w:style w:type="character" w:styleId="Textedelespacerserv">
+  <w:style w:type="character" w:styleId="PlaceholderText">
     <w:name w:val="Placeholder Text"/>
-    <w:basedOn w:val="Policepardfaut"/>
+    <w:basedOn w:val="DefaultParagraphFont"/>
     <w:uiPriority w:val="99"/>
     <w:semiHidden/>
     <w:rsid w:val="004F3897"/>
@@ -7360,10 +7302,10 @@
       <w:color w:val="808080"/>
     </w:rPr>
   </w:style>
-  <w:style w:type="character" w:customStyle="1" w:styleId="Titre1Car">
-    <w:name w:val="Titre 1 Car"/>
-    <w:basedOn w:val="Policepardfaut"/>
-    <w:link w:val="Titre1"/>
+  <w:style w:type="character" w:customStyle="1" w:styleId="Heading1Char">
+    <w:name w:val="Heading 1 Char"/>
+    <w:basedOn w:val="DefaultParagraphFont"/>
+    <w:link w:val="Heading1"/>
     <w:uiPriority w:val="9"/>
     <w:rsid w:val="000131F2"/>
     <w:rPr>
@@ -7378,10 +7320,10 @@
       <w14:ligatures w14:val="none"/>
     </w:rPr>
   </w:style>
-  <w:style w:type="paragraph" w:styleId="Corpsdetexte">
+  <w:style w:type="paragraph" w:styleId="BodyText">
     <w:name w:val="Body Text"/>
     <w:basedOn w:val="Normal"/>
-    <w:link w:val="CorpsdetexteCar"/>
+    <w:link w:val="BodyTextChar"/>
     <w:uiPriority w:val="99"/>
     <w:unhideWhenUsed/>
     <w:rsid w:val="000131F2"/>
@@ -7389,17 +7331,17 @@
       <w:spacing w:after="120"/>
     </w:pPr>
   </w:style>
-  <w:style w:type="character" w:customStyle="1" w:styleId="CorpsdetexteCar">
-    <w:name w:val="Corps de texte Car"/>
-    <w:basedOn w:val="Policepardfaut"/>
-    <w:link w:val="Corpsdetexte"/>
+  <w:style w:type="character" w:customStyle="1" w:styleId="BodyTextChar">
+    <w:name w:val="Body Text Char"/>
+    <w:basedOn w:val="DefaultParagraphFont"/>
+    <w:link w:val="BodyText"/>
     <w:uiPriority w:val="99"/>
     <w:rsid w:val="000131F2"/>
   </w:style>
-  <w:style w:type="character" w:customStyle="1" w:styleId="Titre2Car">
-    <w:name w:val="Titre 2 Car"/>
-    <w:basedOn w:val="Policepardfaut"/>
-    <w:link w:val="Titre2"/>
+  <w:style w:type="character" w:customStyle="1" w:styleId="Heading2Char">
+    <w:name w:val="Heading 2 Char"/>
+    <w:basedOn w:val="DefaultParagraphFont"/>
+    <w:link w:val="Heading2"/>
     <w:uiPriority w:val="9"/>
     <w:rsid w:val="000131F2"/>
     <w:rPr>
@@ -7413,10 +7355,10 @@
       <w14:ligatures w14:val="none"/>
     </w:rPr>
   </w:style>
-  <w:style w:type="character" w:customStyle="1" w:styleId="Titre3Car">
-    <w:name w:val="Titre 3 Car"/>
-    <w:basedOn w:val="Policepardfaut"/>
-    <w:link w:val="Titre3"/>
+  <w:style w:type="character" w:customStyle="1" w:styleId="Heading3Char">
+    <w:name w:val="Heading 3 Char"/>
+    <w:basedOn w:val="DefaultParagraphFont"/>
+    <w:link w:val="Heading3"/>
     <w:uiPriority w:val="9"/>
     <w:rsid w:val="000131F2"/>
     <w:rPr>
@@ -7429,7 +7371,7 @@
       <w14:ligatures w14:val="none"/>
     </w:rPr>
   </w:style>
-  <w:style w:type="paragraph" w:styleId="Paragraphedeliste">
+  <w:style w:type="paragraph" w:styleId="ListParagraph">
     <w:name w:val="List Paragraph"/>
     <w:aliases w:val="Liste_procédure"/>
     <w:basedOn w:val="Normal"/>
@@ -7441,9 +7383,9 @@
       <w:contextualSpacing/>
     </w:pPr>
   </w:style>
-  <w:style w:type="paragraph" w:styleId="En-ttedetabledesmatires">
+  <w:style w:type="paragraph" w:styleId="TOCHeading">
     <w:name w:val="TOC Heading"/>
-    <w:basedOn w:val="Titre1"/>
+    <w:basedOn w:val="Heading1"/>
     <w:next w:val="Normal"/>
     <w:uiPriority w:val="39"/>
     <w:unhideWhenUsed/>
@@ -7472,7 +7414,7 @@
       <w:lang w:eastAsia="fr-CA"/>
     </w:rPr>
   </w:style>
-  <w:style w:type="paragraph" w:styleId="TM1">
+  <w:style w:type="paragraph" w:styleId="TOC1">
     <w:name w:val="toc 1"/>
     <w:basedOn w:val="Normal"/>
     <w:next w:val="Normal"/>
@@ -7488,7 +7430,7 @@
       <w:spacing w:after="100"/>
     </w:pPr>
   </w:style>
-  <w:style w:type="paragraph" w:styleId="TM2">
+  <w:style w:type="paragraph" w:styleId="TOC2">
     <w:name w:val="toc 2"/>
     <w:basedOn w:val="Normal"/>
     <w:next w:val="Normal"/>
@@ -7501,9 +7443,9 @@
       <w:ind w:left="220"/>
     </w:pPr>
   </w:style>
-  <w:style w:type="character" w:styleId="Hyperlien">
+  <w:style w:type="character" w:styleId="Hyperlink">
     <w:name w:val="Hyperlink"/>
-    <w:basedOn w:val="Policepardfaut"/>
+    <w:basedOn w:val="DefaultParagraphFont"/>
     <w:uiPriority w:val="99"/>
     <w:unhideWhenUsed/>
     <w:rsid w:val="00C5235C"/>
@@ -7512,7 +7454,7 @@
       <w:u w:val="single"/>
     </w:rPr>
   </w:style>
-  <w:style w:type="paragraph" w:styleId="TM3">
+  <w:style w:type="paragraph" w:styleId="TOC3">
     <w:name w:val="toc 3"/>
     <w:basedOn w:val="Normal"/>
     <w:next w:val="Normal"/>
@@ -7534,7 +7476,7 @@
   </w:style>
   <w:style w:type="paragraph" w:customStyle="1" w:styleId="Titre1sansnumerotation">
     <w:name w:val="Titre 1_sans numerotation"/>
-    <w:basedOn w:val="Titre1"/>
+    <w:basedOn w:val="Heading1"/>
     <w:link w:val="Titre1sansnumerotationCar"/>
     <w:rsid w:val="00EF3DEE"/>
     <w:pPr>
@@ -7545,7 +7487,7 @@
   </w:style>
   <w:style w:type="character" w:customStyle="1" w:styleId="Titre1sansnumerotationCar">
     <w:name w:val="Titre 1_sans numerotation Car"/>
-    <w:basedOn w:val="Titre1Car"/>
+    <w:basedOn w:val="Heading1Char"/>
     <w:link w:val="Titre1sansnumerotation"/>
     <w:rsid w:val="00EF3DEE"/>
     <w:rPr>
@@ -7560,10 +7502,10 @@
       <w14:ligatures w14:val="none"/>
     </w:rPr>
   </w:style>
-  <w:style w:type="character" w:customStyle="1" w:styleId="Titre4Car">
-    <w:name w:val="Titre 4 Car"/>
-    <w:basedOn w:val="Policepardfaut"/>
-    <w:link w:val="Titre4"/>
+  <w:style w:type="character" w:customStyle="1" w:styleId="Heading4Char">
+    <w:name w:val="Heading 4 Char"/>
+    <w:basedOn w:val="DefaultParagraphFont"/>
+    <w:link w:val="Heading4"/>
     <w:uiPriority w:val="9"/>
     <w:rsid w:val="00163A23"/>
     <w:rPr>
@@ -7578,7 +7520,7 @@
       <w14:ligatures w14:val="none"/>
     </w:rPr>
   </w:style>
-  <w:style w:type="paragraph" w:styleId="Rvision">
+  <w:style w:type="paragraph" w:styleId="Revision">
     <w:name w:val="Revision"/>
     <w:hidden/>
     <w:uiPriority w:val="99"/>
@@ -7588,9 +7530,9 @@
       <w:spacing w:after="0" w:line="240" w:lineRule="auto"/>
     </w:pPr>
   </w:style>
-  <w:style w:type="character" w:styleId="Marquedecommentaire">
+  <w:style w:type="character" w:styleId="CommentReference">
     <w:name w:val="annotation reference"/>
-    <w:basedOn w:val="Policepardfaut"/>
+    <w:basedOn w:val="DefaultParagraphFont"/>
     <w:uiPriority w:val="99"/>
     <w:semiHidden/>
     <w:unhideWhenUsed/>
@@ -7600,10 +7542,10 @@
       <w:szCs w:val="16"/>
     </w:rPr>
   </w:style>
-  <w:style w:type="paragraph" w:styleId="Commentaire">
+  <w:style w:type="paragraph" w:styleId="CommentText">
     <w:name w:val="annotation text"/>
     <w:basedOn w:val="Normal"/>
-    <w:link w:val="CommentaireCar"/>
+    <w:link w:val="CommentTextChar"/>
     <w:uiPriority w:val="99"/>
     <w:unhideWhenUsed/>
     <w:rsid w:val="009623DA"/>
@@ -7615,10 +7557,10 @@
       <w:szCs w:val="20"/>
     </w:rPr>
   </w:style>
-  <w:style w:type="character" w:customStyle="1" w:styleId="CommentaireCar">
-    <w:name w:val="Commentaire Car"/>
-    <w:basedOn w:val="Policepardfaut"/>
-    <w:link w:val="Commentaire"/>
+  <w:style w:type="character" w:customStyle="1" w:styleId="CommentTextChar">
+    <w:name w:val="Comment Text Char"/>
+    <w:basedOn w:val="DefaultParagraphFont"/>
+    <w:link w:val="CommentText"/>
     <w:uiPriority w:val="99"/>
     <w:rsid w:val="009623DA"/>
     <w:rPr>
@@ -7626,11 +7568,11 @@
       <w:szCs w:val="20"/>
     </w:rPr>
   </w:style>
-  <w:style w:type="paragraph" w:styleId="Objetducommentaire">
+  <w:style w:type="paragraph" w:styleId="CommentSubject">
     <w:name w:val="annotation subject"/>
-    <w:basedOn w:val="Commentaire"/>
-    <w:next w:val="Commentaire"/>
-    <w:link w:val="ObjetducommentaireCar"/>
+    <w:basedOn w:val="CommentText"/>
+    <w:next w:val="CommentText"/>
+    <w:link w:val="CommentSubjectChar"/>
     <w:uiPriority w:val="99"/>
     <w:semiHidden/>
     <w:unhideWhenUsed/>
@@ -7640,10 +7582,10 @@
       <w:bCs/>
     </w:rPr>
   </w:style>
-  <w:style w:type="character" w:customStyle="1" w:styleId="ObjetducommentaireCar">
-    <w:name w:val="Objet du commentaire Car"/>
-    <w:basedOn w:val="CommentaireCar"/>
-    <w:link w:val="Objetducommentaire"/>
+  <w:style w:type="character" w:customStyle="1" w:styleId="CommentSubjectChar">
+    <w:name w:val="Comment Subject Char"/>
+    <w:basedOn w:val="CommentTextChar"/>
+    <w:link w:val="CommentSubject"/>
     <w:uiPriority w:val="99"/>
     <w:semiHidden/>
     <w:rsid w:val="009623DA"/>
@@ -7673,7 +7615,7 @@
   </w:style>
   <w:style w:type="paragraph" w:customStyle="1" w:styleId="Listeprocdure1">
     <w:name w:val="Liste_procédure_1"/>
-    <w:basedOn w:val="Paragraphedeliste"/>
+    <w:basedOn w:val="ListParagraph"/>
     <w:link w:val="Listeprocdure1Car"/>
     <w:qFormat/>
     <w:rsid w:val="007D0014"/>
@@ -7689,23 +7631,23 @@
   </w:style>
   <w:style w:type="character" w:customStyle="1" w:styleId="Listeprocdure2Car">
     <w:name w:val="Liste_procédure_2 Car"/>
-    <w:basedOn w:val="Policepardfaut"/>
+    <w:basedOn w:val="DefaultParagraphFont"/>
     <w:link w:val="Listeprocdure2"/>
     <w:rsid w:val="007D0014"/>
   </w:style>
   <w:style w:type="character" w:customStyle="1" w:styleId="Listeprocdure1Car">
     <w:name w:val="Liste_procédure_1 Car"/>
-    <w:basedOn w:val="Policepardfaut"/>
+    <w:basedOn w:val="DefaultParagraphFont"/>
     <w:link w:val="Listeprocdure1"/>
     <w:rsid w:val="007D0014"/>
     <w:rPr>
       <w:lang w:eastAsia="fr-FR"/>
     </w:rPr>
   </w:style>
-  <w:style w:type="character" w:customStyle="1" w:styleId="Titre5Car">
-    <w:name w:val="Titre 5 Car"/>
-    <w:basedOn w:val="Policepardfaut"/>
-    <w:link w:val="Titre5"/>
+  <w:style w:type="character" w:customStyle="1" w:styleId="Heading5Char">
+    <w:name w:val="Heading 5 Char"/>
+    <w:basedOn w:val="DefaultParagraphFont"/>
+    <w:link w:val="Heading5"/>
     <w:uiPriority w:val="9"/>
     <w:semiHidden/>
     <w:rsid w:val="004A6F93"/>
@@ -7750,7 +7692,7 @@
   </w:style>
   <w:style w:type="character" w:customStyle="1" w:styleId="Retrait16poCar">
     <w:name w:val="Retrait 1.6po Car"/>
-    <w:basedOn w:val="Policepardfaut"/>
+    <w:basedOn w:val="DefaultParagraphFont"/>
     <w:link w:val="Retrait16po"/>
     <w:rsid w:val="00926546"/>
     <w:rPr>
@@ -7801,9 +7743,9 @@
       <w14:ligatures w14:val="none"/>
     </w:rPr>
   </w:style>
-  <w:style w:type="table" w:styleId="Grilledutableau">
+  <w:style w:type="table" w:styleId="TableGrid">
     <w:name w:val="Table Grid"/>
-    <w:basedOn w:val="TableauNormal"/>
+    <w:basedOn w:val="TableNormal"/>
     <w:uiPriority w:val="59"/>
     <w:rsid w:val="00157FED"/>
     <w:pPr>
@@ -7847,7 +7789,7 @@
   </w:style>
   <w:style w:type="character" w:customStyle="1" w:styleId="normaltextrun">
     <w:name w:val="normaltextrun"/>
-    <w:basedOn w:val="Policepardfaut"/>
+    <w:basedOn w:val="DefaultParagraphFont"/>
     <w:rsid w:val="00946C16"/>
   </w:style>
   <w:style w:type="paragraph" w:customStyle="1" w:styleId="Listeprocedure3">
@@ -7877,7 +7819,7 @@
   </w:style>
   <w:style w:type="character" w:customStyle="1" w:styleId="Listeprocedure3Car">
     <w:name w:val="Liste_procedure_3 Car"/>
-    <w:basedOn w:val="Policepardfaut"/>
+    <w:basedOn w:val="DefaultParagraphFont"/>
     <w:link w:val="Listeprocedure3"/>
     <w:rsid w:val="003503F6"/>
     <w:rPr>
@@ -7892,9 +7834,9 @@
       <w14:ligatures w14:val="none"/>
     </w:rPr>
   </w:style>
-  <w:style w:type="character" w:styleId="Mentionnonrsolue">
+  <w:style w:type="character" w:styleId="UnresolvedMention">
     <w:name w:val="Unresolved Mention"/>
-    <w:basedOn w:val="Policepardfaut"/>
+    <w:basedOn w:val="DefaultParagraphFont"/>
     <w:uiPriority w:val="99"/>
     <w:semiHidden/>
     <w:unhideWhenUsed/>
@@ -7904,9 +7846,9 @@
       <w:shd w:val="clear" w:color="auto" w:fill="E1DFDD"/>
     </w:rPr>
   </w:style>
-  <w:style w:type="character" w:styleId="Lienvisit">
+  <w:style w:type="character" w:styleId="FollowedHyperlink">
     <w:name w:val="FollowedHyperlink"/>
-    <w:basedOn w:val="Policepardfaut"/>
+    <w:basedOn w:val="DefaultParagraphFont"/>
     <w:uiPriority w:val="99"/>
     <w:semiHidden/>
     <w:unhideWhenUsed/>
@@ -7961,7 +7903,7 @@
         <w:p>
           <w:r>
             <w:rPr>
-              <w:rStyle w:val="Textedelespacerserv"/>
+              <w:rStyle w:val="PlaceholderText"/>
             </w:rPr>
             <w:t>Choisissez un élément.</w:t>
           </w:r>
@@ -8009,12 +7951,28 @@
     <w:pitch w:val="variable"/>
     <w:sig w:usb0="E4002EFF" w:usb1="C200247B" w:usb2="00000009" w:usb3="00000000" w:csb0="000001FF" w:csb1="00000000"/>
   </w:font>
+  <w:font w:name="Yu Gothic Light">
+    <w:altName w:val="游ゴシック Light"/>
+    <w:panose1 w:val="020B0300000000000000"/>
+    <w:charset w:val="80"/>
+    <w:family w:val="swiss"/>
+    <w:pitch w:val="variable"/>
+    <w:sig w:usb0="E00002FF" w:usb1="2AC7FDFF" w:usb2="00000016" w:usb3="00000000" w:csb0="0002009F" w:csb1="00000000"/>
+  </w:font>
   <w:font w:name="Calibri Light">
     <w:panose1 w:val="020F0302020204030204"/>
     <w:charset w:val="00"/>
     <w:family w:val="swiss"/>
     <w:pitch w:val="variable"/>
     <w:sig w:usb0="E4002EFF" w:usb1="C200247B" w:usb2="00000009" w:usb3="00000000" w:csb0="000001FF" w:csb1="00000000"/>
+  </w:font>
+  <w:font w:name="Yu Mincho">
+    <w:altName w:val="游明朝"/>
+    <w:panose1 w:val="02020400000000000000"/>
+    <w:charset w:val="80"/>
+    <w:family w:val="roman"/>
+    <w:pitch w:val="variable"/>
+    <w:sig w:usb0="800002E7" w:usb1="2AC7FCFF" w:usb2="00000012" w:usb3="00000000" w:csb0="0002009F" w:csb1="00000000"/>
   </w:font>
   <w:font w:name="Verdana">
     <w:panose1 w:val="020B0604030504040204"/>
@@ -8042,10 +8000,10 @@
     <w:pitch w:val="default"/>
   </w:font>
   <w:font w:name="Aptos">
-    <w:altName w:val="Calibri"/>
     <w:charset w:val="00"/>
-    <w:family w:val="roman"/>
-    <w:pitch w:val="default"/>
+    <w:family w:val="swiss"/>
+    <w:pitch w:val="variable"/>
+    <w:sig w:usb0="20000287" w:usb1="00000003" w:usb2="00000000" w:usb3="00000000" w:csb0="0000019F" w:csb1="00000000"/>
   </w:font>
   <w:font w:name="Aptos Display">
     <w:charset w:val="00"/>
@@ -8092,6 +8050,7 @@
     <w:rsid w:val="002737F0"/>
     <w:rsid w:val="002E5619"/>
     <w:rsid w:val="002F498C"/>
+    <w:rsid w:val="00314C1D"/>
     <w:rsid w:val="00352139"/>
     <w:rsid w:val="003729CD"/>
     <w:rsid w:val="00396984"/>
@@ -8117,6 +8076,7 @@
     <w:rsid w:val="006B470F"/>
     <w:rsid w:val="007153BC"/>
     <w:rsid w:val="00722296"/>
+    <w:rsid w:val="007320D0"/>
     <w:rsid w:val="00745CF1"/>
     <w:rsid w:val="00757540"/>
     <w:rsid w:val="007A1F21"/>
@@ -8194,10 +8154,10 @@
     <m:intLim m:val="subSup"/>
     <m:naryLim m:val="undOvr"/>
   </m:mathPr>
-  <w:themeFontLang w:val="fr-CA"/>
+  <w:themeFontLang w:val="fr-CA" w:eastAsia="ja-JP"/>
   <w:clrSchemeMapping w:bg1="light1" w:t1="dark1" w:bg2="light2" w:t2="dark2" w:accent1="accent1" w:accent2="accent2" w:accent3="accent3" w:accent4="accent4" w:accent5="accent5" w:accent6="accent6" w:hyperlink="hyperlink" w:followedHyperlink="followedHyperlink"/>
-  <w:decimalSymbol w:val=","/>
-  <w:listSeparator w:val=";"/>
+  <w:decimalSymbol w:val="."/>
+  <w:listSeparator w:val=","/>
   <w15:chartTrackingRefBased/>
 </w:settings>
 </file>
@@ -8603,13 +8563,13 @@
     <w:name w:val="Normal"/>
     <w:qFormat/>
   </w:style>
-  <w:style w:type="character" w:default="1" w:styleId="Policepardfaut">
+  <w:style w:type="character" w:default="1" w:styleId="DefaultParagraphFont">
     <w:name w:val="Default Paragraph Font"/>
     <w:uiPriority w:val="1"/>
     <w:semiHidden/>
     <w:unhideWhenUsed/>
   </w:style>
-  <w:style w:type="table" w:default="1" w:styleId="TableauNormal">
+  <w:style w:type="table" w:default="1" w:styleId="TableNormal">
     <w:name w:val="Normal Table"/>
     <w:uiPriority w:val="99"/>
     <w:semiHidden/>
@@ -8624,15 +8584,15 @@
       </w:tblCellMar>
     </w:tblPr>
   </w:style>
-  <w:style w:type="numbering" w:default="1" w:styleId="Aucuneliste">
+  <w:style w:type="numbering" w:default="1" w:styleId="NoList">
     <w:name w:val="No List"/>
     <w:uiPriority w:val="99"/>
     <w:semiHidden/>
     <w:unhideWhenUsed/>
   </w:style>
-  <w:style w:type="character" w:styleId="Textedelespacerserv">
+  <w:style w:type="character" w:styleId="PlaceholderText">
     <w:name w:val="Placeholder Text"/>
-    <w:basedOn w:val="Policepardfaut"/>
+    <w:basedOn w:val="DefaultParagraphFont"/>
     <w:uiPriority w:val="99"/>
     <w:semiHidden/>
     <w:rsid w:val="00A51756"/>
@@ -8966,6 +8926,16 @@
 </file>
 
 <file path=customXml/item3.xml><?xml version="1.0" encoding="utf-8"?>
+<p:properties xmlns:p="http://schemas.microsoft.com/office/2006/metadata/properties" xmlns:xsi="http://www.w3.org/2001/XMLSchema-instance" xmlns:pc="http://schemas.microsoft.com/office/infopath/2007/PartnerControls">
+  <documentManagement/>
+</p:properties>
+</file>
+
+<file path=customXml/item4.xml><?xml version="1.0" encoding="utf-8"?>
+<b:Sources xmlns:b="http://schemas.openxmlformats.org/officeDocument/2006/bibliography" xmlns="http://schemas.openxmlformats.org/officeDocument/2006/bibliography" SelectedStyle="\APASixthEditionOfficeOnline.xsl" StyleName="APA" Version="6"/>
+</file>
+
+<file path=customXml/item5.xml><?xml version="1.0" encoding="utf-8"?>
 <ct:contentTypeSchema xmlns:ct="http://schemas.microsoft.com/office/2006/metadata/contentType" xmlns:ma="http://schemas.microsoft.com/office/2006/metadata/properties/metaAttributes" ct:_="" ma:_="" ma:contentTypeName="Document" ma:contentTypeID="0x010100DEE84842B7455342943DDACE37C27DB0" ma:contentTypeVersion="0" ma:contentTypeDescription="Create a new document." ma:contentTypeScope="" ma:versionID="647db095739614f60fe176a70272885c">
   <xsd:schema xmlns:xsd="http://www.w3.org/2001/XMLSchema" xmlns:xs="http://www.w3.org/2001/XMLSchema" xmlns:p="http://schemas.microsoft.com/office/2006/metadata/properties" targetNamespace="http://schemas.microsoft.com/office/2006/metadata/properties" ma:root="true" ma:fieldsID="500c6692915ba10984c0aabd49f31b22">
     <xsd:element name="properties">
@@ -9079,16 +9049,6 @@
 </ct:contentTypeSchema>
 </file>
 
-<file path=customXml/item4.xml><?xml version="1.0" encoding="utf-8"?>
-<b:Sources xmlns:b="http://schemas.openxmlformats.org/officeDocument/2006/bibliography" xmlns="http://schemas.openxmlformats.org/officeDocument/2006/bibliography" SelectedStyle="\APASixthEditionOfficeOnline.xsl" StyleName="APA" Version="6"/>
-</file>
-
-<file path=customXml/item5.xml><?xml version="1.0" encoding="utf-8"?>
-<p:properties xmlns:p="http://schemas.microsoft.com/office/2006/metadata/properties" xmlns:xsi="http://www.w3.org/2001/XMLSchema-instance" xmlns:pc="http://schemas.microsoft.com/office/infopath/2007/PartnerControls">
-  <documentManagement/>
-</p:properties>
-</file>
-
 <file path=customXml/itemProps1.xml><?xml version="1.0" encoding="utf-8"?>
 <ds:datastoreItem xmlns:ds="http://schemas.openxmlformats.org/officeDocument/2006/customXml" ds:itemID="{55AF091B-3C7A-41E3-B477-F2FDAA23CFDA}">
   <ds:schemaRefs>
@@ -9106,16 +9066,9 @@
 </file>
 
 <file path=customXml/itemProps3.xml><?xml version="1.0" encoding="utf-8"?>
-<ds:datastoreItem xmlns:ds="http://schemas.openxmlformats.org/officeDocument/2006/customXml" ds:itemID="{729544AB-C12A-449B-9F9D-814C19C9935C}">
+<ds:datastoreItem xmlns:ds="http://schemas.openxmlformats.org/officeDocument/2006/customXml" ds:itemID="{A1C0FF1D-FD77-4B07-9BC1-60CC61151AE6}">
   <ds:schemaRefs>
-    <ds:schemaRef ds:uri="http://schemas.microsoft.com/office/2006/metadata/contentType"/>
-    <ds:schemaRef ds:uri="http://schemas.microsoft.com/office/2006/metadata/properties/metaAttributes"/>
-    <ds:schemaRef ds:uri="http://www.w3.org/2001/XMLSchema"/>
     <ds:schemaRef ds:uri="http://schemas.microsoft.com/office/2006/metadata/properties"/>
-    <ds:schemaRef ds:uri="http://schemas.openxmlformats.org/package/2006/metadata/core-properties"/>
-    <ds:schemaRef ds:uri="http://purl.org/dc/elements/1.1/"/>
-    <ds:schemaRef ds:uri="http://purl.org/dc/terms/"/>
-    <ds:schemaRef ds:uri="http://schemas.microsoft.com/internal/obd"/>
     <ds:schemaRef ds:uri="http://schemas.microsoft.com/office/infopath/2007/PartnerControls"/>
   </ds:schemaRefs>
 </ds:datastoreItem>
@@ -9130,9 +9083,16 @@
 </file>
 
 <file path=customXml/itemProps5.xml><?xml version="1.0" encoding="utf-8"?>
-<ds:datastoreItem xmlns:ds="http://schemas.openxmlformats.org/officeDocument/2006/customXml" ds:itemID="{A1C0FF1D-FD77-4B07-9BC1-60CC61151AE6}">
+<ds:datastoreItem xmlns:ds="http://schemas.openxmlformats.org/officeDocument/2006/customXml" ds:itemID="{729544AB-C12A-449B-9F9D-814C19C9935C}">
   <ds:schemaRefs>
+    <ds:schemaRef ds:uri="http://schemas.microsoft.com/office/2006/metadata/contentType"/>
+    <ds:schemaRef ds:uri="http://schemas.microsoft.com/office/2006/metadata/properties/metaAttributes"/>
+    <ds:schemaRef ds:uri="http://www.w3.org/2001/XMLSchema"/>
     <ds:schemaRef ds:uri="http://schemas.microsoft.com/office/2006/metadata/properties"/>
+    <ds:schemaRef ds:uri="http://schemas.openxmlformats.org/package/2006/metadata/core-properties"/>
+    <ds:schemaRef ds:uri="http://purl.org/dc/elements/1.1/"/>
+    <ds:schemaRef ds:uri="http://purl.org/dc/terms/"/>
+    <ds:schemaRef ds:uri="http://schemas.microsoft.com/internal/obd"/>
     <ds:schemaRef ds:uri="http://schemas.microsoft.com/office/infopath/2007/PartnerControls"/>
   </ds:schemaRefs>
 </ds:datastoreItem>
